--- a/Archives/송광민/7주차 학습일지/동기화할 값 정리.docx
+++ b/Archives/송광민/7주차 학습일지/동기화할 값 정리.docx
@@ -66,7 +66,6 @@
     <w:p>
       <w:pPr>
         <w:rPr>
-          <w:rFonts w:hint="eastAsia"/>
           <w:szCs w:val="22"/>
         </w:rPr>
       </w:pPr>
@@ -364,16 +363,8 @@
               <w:rPr>
                 <w:szCs w:val="22"/>
               </w:rPr>
-              <w:t xml:space="preserve">HMD·컨트롤러 </w:t>
-            </w:r>
-            <w:proofErr w:type="spellStart"/>
-            <w:r>
-              <w:rPr>
-                <w:szCs w:val="22"/>
-              </w:rPr>
-              <w:t>추적값</w:t>
-            </w:r>
-            <w:proofErr w:type="spellEnd"/>
+              <w:t>HMD·컨트롤러 추적값</w:t>
+            </w:r>
           </w:p>
         </w:tc>
       </w:tr>
@@ -437,21 +428,7 @@
               <w:rPr>
                 <w:szCs w:val="22"/>
               </w:rPr>
-              <w:t>전진·후진·</w:t>
-            </w:r>
-            <w:proofErr w:type="spellStart"/>
-            <w:r>
-              <w:rPr>
-                <w:szCs w:val="22"/>
-              </w:rPr>
-              <w:t>조향</w:t>
-            </w:r>
-            <w:proofErr w:type="spellEnd"/>
-            <w:r>
-              <w:rPr>
-                <w:szCs w:val="22"/>
-              </w:rPr>
-              <w:t>·제동</w:t>
+              <w:t>전진·후진·조향·제동</w:t>
             </w:r>
           </w:p>
         </w:tc>
@@ -472,84 +449,52 @@
                 <w:szCs w:val="22"/>
               </w:rPr>
             </w:pPr>
-            <w:proofErr w:type="spellStart"/>
-            <w:r>
-              <w:rPr>
-                <w:szCs w:val="22"/>
-              </w:rPr>
-              <w:t>포탑과</w:t>
-            </w:r>
-            <w:proofErr w:type="spellEnd"/>
-            <w:r>
-              <w:rPr>
-                <w:szCs w:val="22"/>
-              </w:rPr>
-              <w:t xml:space="preserve"> 포신</w:t>
-            </w:r>
-          </w:p>
-        </w:tc>
-        <w:tc>
-          <w:tcPr>
-            <w:tcW w:w="0" w:type="auto"/>
-            <w:vAlign w:val="center"/>
-            <w:hideMark/>
-          </w:tcPr>
-          <w:p>
-            <w:pPr>
-              <w:rPr>
-                <w:szCs w:val="22"/>
-              </w:rPr>
-            </w:pPr>
-            <w:proofErr w:type="spellStart"/>
-            <w:r>
-              <w:rPr>
-                <w:szCs w:val="22"/>
-              </w:rPr>
-              <w:t>포탑</w:t>
-            </w:r>
-            <w:proofErr w:type="spellEnd"/>
-            <w:r>
-              <w:rPr>
-                <w:szCs w:val="22"/>
-              </w:rPr>
-              <w:t xml:space="preserve"> 회전각, 포신 </w:t>
-            </w:r>
-            <w:proofErr w:type="spellStart"/>
-            <w:r>
-              <w:rPr>
-                <w:szCs w:val="22"/>
-              </w:rPr>
-              <w:t>상하각</w:t>
-            </w:r>
-            <w:proofErr w:type="spellEnd"/>
-          </w:p>
-        </w:tc>
-        <w:tc>
-          <w:tcPr>
-            <w:tcW w:w="0" w:type="auto"/>
-            <w:vAlign w:val="center"/>
-            <w:hideMark/>
-          </w:tcPr>
-          <w:p>
-            <w:pPr>
-              <w:rPr>
-                <w:szCs w:val="22"/>
-              </w:rPr>
-            </w:pPr>
-            <w:r>
-              <w:rPr>
-                <w:szCs w:val="22"/>
-              </w:rPr>
-              <w:t xml:space="preserve">조준 방향 또는 </w:t>
-            </w:r>
-            <w:proofErr w:type="spellStart"/>
-            <w:r>
-              <w:rPr>
-                <w:szCs w:val="22"/>
-              </w:rPr>
-              <w:t>조작량</w:t>
-            </w:r>
-            <w:proofErr w:type="spellEnd"/>
+            <w:r>
+              <w:rPr>
+                <w:szCs w:val="22"/>
+              </w:rPr>
+              <w:t>포탑과 포신</w:t>
+            </w:r>
+          </w:p>
+        </w:tc>
+        <w:tc>
+          <w:tcPr>
+            <w:tcW w:w="0" w:type="auto"/>
+            <w:vAlign w:val="center"/>
+            <w:hideMark/>
+          </w:tcPr>
+          <w:p>
+            <w:pPr>
+              <w:rPr>
+                <w:szCs w:val="22"/>
+              </w:rPr>
+            </w:pPr>
+            <w:r>
+              <w:rPr>
+                <w:szCs w:val="22"/>
+              </w:rPr>
+              <w:t>포탑 회전각, 포신 상하각</w:t>
+            </w:r>
+          </w:p>
+        </w:tc>
+        <w:tc>
+          <w:tcPr>
+            <w:tcW w:w="0" w:type="auto"/>
+            <w:vAlign w:val="center"/>
+            <w:hideMark/>
+          </w:tcPr>
+          <w:p>
+            <w:pPr>
+              <w:rPr>
+                <w:szCs w:val="22"/>
+              </w:rPr>
+            </w:pPr>
+            <w:r>
+              <w:rPr>
+                <w:szCs w:val="22"/>
+              </w:rPr>
+              <w:t>조준 방향 또는 조작량</w:t>
+            </w:r>
           </w:p>
         </w:tc>
       </w:tr>
@@ -589,67 +534,31 @@
                 <w:szCs w:val="22"/>
               </w:rPr>
             </w:pPr>
-            <w:proofErr w:type="spellStart"/>
-            <w:r>
-              <w:rPr>
-                <w:szCs w:val="22"/>
-              </w:rPr>
-              <w:t>탄종</w:t>
-            </w:r>
-            <w:proofErr w:type="spellEnd"/>
-            <w:r>
-              <w:rPr>
-                <w:szCs w:val="22"/>
-              </w:rPr>
-              <w:t xml:space="preserve">, </w:t>
-            </w:r>
-            <w:proofErr w:type="spellStart"/>
-            <w:r>
-              <w:rPr>
-                <w:szCs w:val="22"/>
-              </w:rPr>
-              <w:t>잔탄</w:t>
-            </w:r>
-            <w:proofErr w:type="spellEnd"/>
-            <w:r>
-              <w:rPr>
-                <w:szCs w:val="22"/>
-              </w:rPr>
-              <w:t xml:space="preserve"> 수, 약실 상태, 재장전 단계, 완료 시점</w:t>
-            </w:r>
-          </w:p>
-        </w:tc>
-        <w:tc>
-          <w:tcPr>
-            <w:tcW w:w="0" w:type="auto"/>
-            <w:vAlign w:val="center"/>
-            <w:hideMark/>
-          </w:tcPr>
-          <w:p>
-            <w:pPr>
-              <w:rPr>
-                <w:szCs w:val="22"/>
-              </w:rPr>
-            </w:pPr>
-            <w:r>
-              <w:rPr>
-                <w:szCs w:val="22"/>
-              </w:rPr>
-              <w:t>발사·</w:t>
-            </w:r>
-            <w:proofErr w:type="spellStart"/>
-            <w:r>
-              <w:rPr>
-                <w:szCs w:val="22"/>
-              </w:rPr>
-              <w:t>탄종</w:t>
-            </w:r>
-            <w:proofErr w:type="spellEnd"/>
-            <w:r>
-              <w:rPr>
-                <w:szCs w:val="22"/>
-              </w:rPr>
-              <w:t xml:space="preserve"> 변경·재장전 요청</w:t>
+            <w:r>
+              <w:rPr>
+                <w:szCs w:val="22"/>
+              </w:rPr>
+              <w:t>탄종, 잔탄 수, 약실 상태, 재장전 단계, 완료 시점</w:t>
+            </w:r>
+          </w:p>
+        </w:tc>
+        <w:tc>
+          <w:tcPr>
+            <w:tcW w:w="0" w:type="auto"/>
+            <w:vAlign w:val="center"/>
+            <w:hideMark/>
+          </w:tcPr>
+          <w:p>
+            <w:pPr>
+              <w:rPr>
+                <w:szCs w:val="22"/>
+              </w:rPr>
+            </w:pPr>
+            <w:r>
+              <w:rPr>
+                <w:szCs w:val="22"/>
+              </w:rPr>
+              <w:t>발사·탄종 변경·재장전 요청</w:t>
             </w:r>
           </w:p>
         </w:tc>
@@ -759,35 +668,7 @@
               <w:rPr>
                 <w:szCs w:val="22"/>
               </w:rPr>
-              <w:t xml:space="preserve">포탄 ID, </w:t>
-            </w:r>
-            <w:proofErr w:type="spellStart"/>
-            <w:r>
-              <w:rPr>
-                <w:szCs w:val="22"/>
-              </w:rPr>
-              <w:t>발사자</w:t>
-            </w:r>
-            <w:proofErr w:type="spellEnd"/>
-            <w:r>
-              <w:rPr>
-                <w:szCs w:val="22"/>
-              </w:rPr>
-              <w:t xml:space="preserve">, </w:t>
-            </w:r>
-            <w:proofErr w:type="spellStart"/>
-            <w:r>
-              <w:rPr>
-                <w:szCs w:val="22"/>
-              </w:rPr>
-              <w:t>탄종</w:t>
-            </w:r>
-            <w:proofErr w:type="spellEnd"/>
-            <w:r>
-              <w:rPr>
-                <w:szCs w:val="22"/>
-              </w:rPr>
-              <w:t>, 발사 시점·위치·속도</w:t>
+              <w:t>포탄 ID, 발사자, 탄종, 발사 시점·위치·속도</w:t>
             </w:r>
           </w:p>
         </w:tc>
@@ -1087,7 +968,6 @@
           <w:szCs w:val="22"/>
         </w:rPr>
       </w:pPr>
-      <w:proofErr w:type="spellStart"/>
       <w:r>
         <w:rPr>
           <w:szCs w:val="22"/>
@@ -1099,49 +979,7 @@
           <w:rFonts w:hint="eastAsia"/>
           <w:szCs w:val="22"/>
         </w:rPr>
-        <w:t>r</w:t>
-      </w:r>
-      <w:proofErr w:type="spellEnd"/>
-      <w:r>
-        <w:rPr>
-          <w:rFonts w:hint="eastAsia"/>
-          <w:szCs w:val="22"/>
-        </w:rPr>
-        <w:t xml:space="preserve"> 아바타의 값은 공유는 해야 하지만 공유 후 서버에서 받아오는 값을 이용해서 렌더링을 하면 지연이 느껴질 것이다. 그러므로 </w:t>
-      </w:r>
-      <w:proofErr w:type="spellStart"/>
-      <w:r>
-        <w:rPr>
-          <w:rFonts w:hint="eastAsia"/>
-          <w:szCs w:val="22"/>
-        </w:rPr>
-        <w:t>vr</w:t>
-      </w:r>
-      <w:proofErr w:type="spellEnd"/>
-      <w:r>
-        <w:rPr>
-          <w:rFonts w:hint="eastAsia"/>
-          <w:szCs w:val="22"/>
-        </w:rPr>
-        <w:t xml:space="preserve"> 아바타에서 공유하는 값은 자신이 </w:t>
-      </w:r>
-      <w:proofErr w:type="spellStart"/>
-      <w:proofErr w:type="gramStart"/>
-      <w:r>
-        <w:rPr>
-          <w:rFonts w:hint="eastAsia"/>
-          <w:szCs w:val="22"/>
-        </w:rPr>
-        <w:t>사용하는게</w:t>
-      </w:r>
-      <w:proofErr w:type="spellEnd"/>
-      <w:proofErr w:type="gramEnd"/>
-      <w:r>
-        <w:rPr>
-          <w:rFonts w:hint="eastAsia"/>
-          <w:szCs w:val="22"/>
-        </w:rPr>
-        <w:t xml:space="preserve"> 아니라 다른 플레이어의 위치를 확인하는 데에만 사용되게 될 것이다.</w:t>
+        <w:t>r 아바타의 값은 공유는 해야 하지만 공유 후 서버에서 받아오는 값을 이용해서 렌더링을 하면 지연이 느껴질 것이다. 그러므로 vr 아바타에서 공유하는 값은 자신이 사용하는게 아니라 다른 플레이어의 위치를 확인하는 데에만 사용되게 될 것이다.</w:t>
       </w:r>
     </w:p>
     <w:p>
@@ -1162,23 +1000,7 @@
           <w:rFonts w:hint="eastAsia"/>
           <w:szCs w:val="22"/>
         </w:rPr>
-        <w:t xml:space="preserve">2. </w:t>
-      </w:r>
-      <w:proofErr w:type="spellStart"/>
-      <w:r>
-        <w:rPr>
-          <w:rFonts w:hint="eastAsia"/>
-          <w:szCs w:val="22"/>
-        </w:rPr>
-        <w:t>포톤에서</w:t>
-      </w:r>
-      <w:proofErr w:type="spellEnd"/>
-      <w:r>
-        <w:rPr>
-          <w:rFonts w:hint="eastAsia"/>
-          <w:szCs w:val="22"/>
-        </w:rPr>
-        <w:t xml:space="preserve"> 데이터를 어떻게 전달할지</w:t>
+        <w:t>2. 포톤에서 데이터를 어떻게 전달할지</w:t>
       </w:r>
     </w:p>
     <w:tbl>
@@ -1307,7 +1129,6 @@
                 <w:szCs w:val="20"/>
               </w:rPr>
             </w:pPr>
-            <w:proofErr w:type="spellStart"/>
             <w:r>
               <w:rPr>
                 <w:sz w:val="20"/>
@@ -1315,7 +1136,6 @@
               </w:rPr>
               <w:t>NetworkObject</w:t>
             </w:r>
-            <w:proofErr w:type="spellEnd"/>
           </w:p>
         </w:tc>
         <w:tc>
@@ -1407,23 +1227,7 @@
                 <w:sz w:val="20"/>
                 <w:szCs w:val="20"/>
               </w:rPr>
-              <w:t xml:space="preserve">체력, 탄약, 좌석 점유자, </w:t>
-            </w:r>
-            <w:proofErr w:type="spellStart"/>
-            <w:r>
-              <w:rPr>
-                <w:sz w:val="20"/>
-                <w:szCs w:val="20"/>
-              </w:rPr>
-              <w:t>포탑</w:t>
-            </w:r>
-            <w:proofErr w:type="spellEnd"/>
-            <w:r>
-              <w:rPr>
-                <w:sz w:val="20"/>
-                <w:szCs w:val="20"/>
-              </w:rPr>
-              <w:t xml:space="preserve"> 각도, 경기 단계</w:t>
+              <w:t>체력, 탄약, 좌석 점유자, 포탑 각도, 경기 단계</w:t>
             </w:r>
           </w:p>
         </w:tc>
@@ -1467,34 +1271,24 @@
                 <w:szCs w:val="20"/>
               </w:rPr>
             </w:pPr>
-            <w:proofErr w:type="spellStart"/>
-            <w:r>
-              <w:rPr>
-                <w:sz w:val="20"/>
-                <w:szCs w:val="20"/>
-              </w:rPr>
-              <w:t>NetworkTransform</w:t>
-            </w:r>
-            <w:proofErr w:type="spellEnd"/>
-            <w:r>
-              <w:rPr>
-                <w:sz w:val="20"/>
-                <w:szCs w:val="20"/>
-              </w:rPr>
-              <w:t xml:space="preserve"> 또는 적절한 물리 동기화 구성</w:t>
-            </w:r>
-          </w:p>
-        </w:tc>
-        <w:tc>
-          <w:tcPr>
-            <w:tcW w:w="0" w:type="auto"/>
-            <w:vAlign w:val="center"/>
-            <w:hideMark/>
-          </w:tcPr>
-          <w:p>
-            <w:pPr>
-              <w:rPr>
-                <w:rFonts w:hint="eastAsia"/>
+            <w:r>
+              <w:rPr>
+                <w:sz w:val="20"/>
+                <w:szCs w:val="20"/>
+              </w:rPr>
+              <w:t>NetworkTransform 또는 적절한 물리 동기화 구성</w:t>
+            </w:r>
+          </w:p>
+        </w:tc>
+        <w:tc>
+          <w:tcPr>
+            <w:tcW w:w="0" w:type="auto"/>
+            <w:vAlign w:val="center"/>
+            <w:hideMark/>
+          </w:tcPr>
+          <w:p>
+            <w:pPr>
+              <w:rPr>
                 <w:sz w:val="20"/>
                 <w:szCs w:val="20"/>
               </w:rPr>
@@ -1599,17 +1393,8 @@
                 <w:sz w:val="20"/>
                 <w:szCs w:val="20"/>
               </w:rPr>
-              <w:t xml:space="preserve">주행, 조준, 발사 버튼, VR </w:t>
-            </w:r>
-            <w:proofErr w:type="spellStart"/>
-            <w:r>
-              <w:rPr>
-                <w:sz w:val="20"/>
-                <w:szCs w:val="20"/>
-              </w:rPr>
-              <w:t>추적값</w:t>
-            </w:r>
-            <w:proofErr w:type="spellEnd"/>
+              <w:t>주행, 조준, 발사 버튼, VR 추적값</w:t>
+            </w:r>
           </w:p>
         </w:tc>
         <w:tc>
@@ -1723,46 +1508,12 @@
                 <w:szCs w:val="20"/>
               </w:rPr>
             </w:pPr>
-            <w:proofErr w:type="spellStart"/>
-            <w:r>
-              <w:rPr>
-                <w:sz w:val="20"/>
-                <w:szCs w:val="20"/>
-              </w:rPr>
-              <w:t>Runner.Spawn</w:t>
-            </w:r>
-            <w:proofErr w:type="spellEnd"/>
-            <w:r>
-              <w:rPr>
-                <w:sz w:val="20"/>
-                <w:szCs w:val="20"/>
-              </w:rPr>
-              <w:t xml:space="preserve">() / </w:t>
-            </w:r>
-            <w:proofErr w:type="spellStart"/>
-            <w:proofErr w:type="gramStart"/>
-            <w:r>
-              <w:rPr>
-                <w:sz w:val="20"/>
-                <w:szCs w:val="20"/>
-              </w:rPr>
-              <w:t>Despawn</w:t>
-            </w:r>
-            <w:proofErr w:type="spellEnd"/>
-            <w:r>
-              <w:rPr>
-                <w:sz w:val="20"/>
-                <w:szCs w:val="20"/>
-              </w:rPr>
-              <w:t>(</w:t>
-            </w:r>
-            <w:proofErr w:type="gramEnd"/>
-            <w:r>
-              <w:rPr>
-                <w:sz w:val="20"/>
-                <w:szCs w:val="20"/>
-              </w:rPr>
-              <w:t>)</w:t>
+            <w:r>
+              <w:rPr>
+                <w:sz w:val="20"/>
+                <w:szCs w:val="20"/>
+              </w:rPr>
+              <w:t>Runner.Spawn() / Despawn()</w:t>
             </w:r>
           </w:p>
         </w:tc>
@@ -1828,21 +1579,12 @@
                 <w:szCs w:val="20"/>
               </w:rPr>
             </w:pPr>
-            <w:proofErr w:type="gramStart"/>
-            <w:r>
-              <w:rPr>
-                <w:sz w:val="20"/>
-                <w:szCs w:val="20"/>
-              </w:rPr>
-              <w:t>Spawned(</w:t>
-            </w:r>
-            <w:proofErr w:type="gramEnd"/>
-            <w:r>
-              <w:rPr>
-                <w:sz w:val="20"/>
-                <w:szCs w:val="20"/>
-              </w:rPr>
-              <w:t>)</w:t>
+            <w:r>
+              <w:rPr>
+                <w:sz w:val="20"/>
+                <w:szCs w:val="20"/>
+              </w:rPr>
+              <w:t>Spawned()</w:t>
             </w:r>
           </w:p>
         </w:tc>
@@ -1908,7 +1650,6 @@
                 <w:szCs w:val="20"/>
               </w:rPr>
             </w:pPr>
-            <w:proofErr w:type="spellStart"/>
             <w:r>
               <w:rPr>
                 <w:sz w:val="20"/>
@@ -1916,7 +1657,6 @@
               </w:rPr>
               <w:t>OnChangedRender</w:t>
             </w:r>
-            <w:proofErr w:type="spellEnd"/>
           </w:p>
         </w:tc>
         <w:tc>
@@ -1968,11 +1708,838 @@
     <w:p>
       <w:pPr>
         <w:rPr>
+          <w:sz w:val="20"/>
+          <w:szCs w:val="20"/>
+        </w:rPr>
+      </w:pPr>
+      <w:r>
+        <w:rPr>
           <w:rFonts w:hint="eastAsia"/>
           <w:sz w:val="20"/>
           <w:szCs w:val="20"/>
         </w:rPr>
+        <w:lastRenderedPageBreak/>
+        <w:t>3. dedicated 서버 사용 시에 공유하는 방법</w:t>
+      </w:r>
+    </w:p>
+    <w:tbl>
+      <w:tblPr>
+        <w:tblW w:w="0" w:type="auto"/>
+        <w:tblCellSpacing w:w="15" w:type="dxa"/>
+        <w:tblBorders>
+          <w:top w:val="single" w:sz="4" w:space="0" w:color="auto"/>
+          <w:left w:val="single" w:sz="4" w:space="0" w:color="auto"/>
+          <w:bottom w:val="single" w:sz="4" w:space="0" w:color="auto"/>
+          <w:right w:val="single" w:sz="4" w:space="0" w:color="auto"/>
+          <w:insideH w:val="single" w:sz="4" w:space="0" w:color="auto"/>
+          <w:insideV w:val="single" w:sz="4" w:space="0" w:color="auto"/>
+        </w:tblBorders>
+        <w:tblCellMar>
+          <w:top w:w="15" w:type="dxa"/>
+          <w:left w:w="15" w:type="dxa"/>
+          <w:bottom w:w="15" w:type="dxa"/>
+          <w:right w:w="15" w:type="dxa"/>
+        </w:tblCellMar>
+        <w:tblLook w:val="04A0" w:firstRow="1" w:lastRow="0" w:firstColumn="1" w:lastColumn="0" w:noHBand="0" w:noVBand="1"/>
+      </w:tblPr>
+      <w:tblGrid>
+        <w:gridCol w:w="2689"/>
+        <w:gridCol w:w="6095"/>
+      </w:tblGrid>
+      <w:tr>
+        <w:trPr>
+          <w:tblHeader/>
+          <w:tblCellSpacing w:w="15" w:type="dxa"/>
+        </w:trPr>
+        <w:tc>
+          <w:tcPr>
+            <w:tcW w:w="2644" w:type="dxa"/>
+            <w:vAlign w:val="center"/>
+          </w:tcPr>
+          <w:p>
+            <w:pPr>
+              <w:rPr>
+                <w:b/>
+                <w:bCs/>
+                <w:sz w:val="20"/>
+                <w:szCs w:val="20"/>
+              </w:rPr>
+            </w:pPr>
+            <w:r>
+              <w:rPr>
+                <w:rFonts w:hint="eastAsia"/>
+                <w:b/>
+                <w:bCs/>
+                <w:sz w:val="20"/>
+                <w:szCs w:val="20"/>
+              </w:rPr>
+              <w:t>동기화할 값</w:t>
+            </w:r>
+          </w:p>
+        </w:tc>
+        <w:tc>
+          <w:tcPr>
+            <w:tcW w:w="6050" w:type="dxa"/>
+            <w:vAlign w:val="center"/>
+          </w:tcPr>
+          <w:p>
+            <w:pPr>
+              <w:rPr>
+                <w:b/>
+                <w:bCs/>
+                <w:sz w:val="20"/>
+                <w:szCs w:val="20"/>
+              </w:rPr>
+            </w:pPr>
+            <w:r>
+              <w:rPr>
+                <w:rFonts w:hint="eastAsia"/>
+                <w:b/>
+                <w:bCs/>
+                <w:sz w:val="20"/>
+                <w:szCs w:val="20"/>
+              </w:rPr>
+              <w:t>방법</w:t>
+            </w:r>
+          </w:p>
+        </w:tc>
+      </w:tr>
+      <w:tr>
+        <w:trPr>
+          <w:tblCellSpacing w:w="15" w:type="dxa"/>
+        </w:trPr>
+        <w:tc>
+          <w:tcPr>
+            <w:tcW w:w="2644" w:type="dxa"/>
+            <w:vAlign w:val="center"/>
+            <w:hideMark/>
+          </w:tcPr>
+          <w:p>
+            <w:pPr>
+              <w:rPr>
+                <w:rFonts w:hint="eastAsia"/>
+                <w:sz w:val="20"/>
+                <w:szCs w:val="20"/>
+              </w:rPr>
+            </w:pPr>
+            <w:r>
+              <w:rPr>
+                <w:rFonts w:hint="eastAsia"/>
+                <w:sz w:val="20"/>
+                <w:szCs w:val="20"/>
+              </w:rPr>
+              <w:t>오브젝트들 위치 동기화</w:t>
+            </w:r>
+          </w:p>
+        </w:tc>
+        <w:tc>
+          <w:tcPr>
+            <w:tcW w:w="6050" w:type="dxa"/>
+            <w:vAlign w:val="center"/>
+            <w:hideMark/>
+          </w:tcPr>
+          <w:p>
+            <w:pPr>
+              <w:rPr>
+                <w:sz w:val="20"/>
+                <w:szCs w:val="20"/>
+              </w:rPr>
+            </w:pPr>
+            <w:r>
+              <w:rPr>
+                <w:sz w:val="20"/>
+                <w:szCs w:val="20"/>
+              </w:rPr>
+              <w:t>객체별 고유 ID</w:t>
+            </w:r>
+          </w:p>
+        </w:tc>
+      </w:tr>
+      <w:tr>
+        <w:trPr>
+          <w:tblCellSpacing w:w="15" w:type="dxa"/>
+        </w:trPr>
+        <w:tc>
+          <w:tcPr>
+            <w:tcW w:w="2644" w:type="dxa"/>
+            <w:vAlign w:val="center"/>
+            <w:hideMark/>
+          </w:tcPr>
+          <w:p>
+            <w:pPr>
+              <w:rPr>
+                <w:sz w:val="20"/>
+                <w:szCs w:val="20"/>
+              </w:rPr>
+            </w:pPr>
+            <w:r>
+              <w:rPr>
+                <w:rFonts w:hint="eastAsia"/>
+                <w:sz w:val="20"/>
+                <w:szCs w:val="20"/>
+              </w:rPr>
+              <w:t>변수 값 동기화</w:t>
+            </w:r>
+          </w:p>
+        </w:tc>
+        <w:tc>
+          <w:tcPr>
+            <w:tcW w:w="6050" w:type="dxa"/>
+            <w:vAlign w:val="center"/>
+            <w:hideMark/>
+          </w:tcPr>
+          <w:p>
+            <w:pPr>
+              <w:rPr>
+                <w:sz w:val="20"/>
+                <w:szCs w:val="20"/>
+              </w:rPr>
+            </w:pPr>
+            <w:r>
+              <w:rPr>
+                <w:sz w:val="20"/>
+                <w:szCs w:val="20"/>
+              </w:rPr>
+              <w:t>상태 직렬화와 스냅샷 전송</w:t>
+            </w:r>
+          </w:p>
+        </w:tc>
+      </w:tr>
+      <w:tr>
+        <w:trPr>
+          <w:tblCellSpacing w:w="15" w:type="dxa"/>
+        </w:trPr>
+        <w:tc>
+          <w:tcPr>
+            <w:tcW w:w="2644" w:type="dxa"/>
+            <w:vAlign w:val="center"/>
+            <w:hideMark/>
+          </w:tcPr>
+          <w:p>
+            <w:pPr>
+              <w:rPr>
+                <w:sz w:val="20"/>
+                <w:szCs w:val="20"/>
+              </w:rPr>
+            </w:pPr>
+            <w:r>
+              <w:rPr>
+                <w:sz w:val="20"/>
+                <w:szCs w:val="20"/>
+              </w:rPr>
+              <w:t>네트워크 입력</w:t>
+            </w:r>
+          </w:p>
+        </w:tc>
+        <w:tc>
+          <w:tcPr>
+            <w:tcW w:w="6050" w:type="dxa"/>
+            <w:vAlign w:val="center"/>
+            <w:hideMark/>
+          </w:tcPr>
+          <w:p>
+            <w:pPr>
+              <w:rPr>
+                <w:sz w:val="20"/>
+                <w:szCs w:val="20"/>
+              </w:rPr>
+            </w:pPr>
+            <w:r>
+              <w:rPr>
+                <w:sz w:val="20"/>
+                <w:szCs w:val="20"/>
+              </w:rPr>
+              <w:t>입력 패킷과 순서 번호</w:t>
+            </w:r>
+          </w:p>
+        </w:tc>
+      </w:tr>
+      <w:tr>
+        <w:trPr>
+          <w:tblCellSpacing w:w="15" w:type="dxa"/>
+        </w:trPr>
+        <w:tc>
+          <w:tcPr>
+            <w:tcW w:w="2644" w:type="dxa"/>
+            <w:vAlign w:val="center"/>
+            <w:hideMark/>
+          </w:tcPr>
+          <w:p>
+            <w:pPr>
+              <w:rPr>
+                <w:sz w:val="20"/>
+                <w:szCs w:val="20"/>
+              </w:rPr>
+            </w:pPr>
+            <w:r>
+              <w:rPr>
+                <w:sz w:val="20"/>
+                <w:szCs w:val="20"/>
+              </w:rPr>
+              <w:t>RPC</w:t>
+            </w:r>
+          </w:p>
+        </w:tc>
+        <w:tc>
+          <w:tcPr>
+            <w:tcW w:w="6050" w:type="dxa"/>
+            <w:vAlign w:val="center"/>
+            <w:hideMark/>
+          </w:tcPr>
+          <w:p>
+            <w:pPr>
+              <w:rPr>
+                <w:sz w:val="20"/>
+                <w:szCs w:val="20"/>
+              </w:rPr>
+            </w:pPr>
+            <w:r>
+              <w:rPr>
+                <w:sz w:val="20"/>
+                <w:szCs w:val="20"/>
+              </w:rPr>
+              <w:t>요청 메시지 종류와 처리 함수</w:t>
+            </w:r>
+          </w:p>
+        </w:tc>
+      </w:tr>
+      <w:tr>
+        <w:trPr>
+          <w:tblCellSpacing w:w="15" w:type="dxa"/>
+        </w:trPr>
+        <w:tc>
+          <w:tcPr>
+            <w:tcW w:w="2644" w:type="dxa"/>
+            <w:vAlign w:val="center"/>
+            <w:hideMark/>
+          </w:tcPr>
+          <w:p>
+            <w:pPr>
+              <w:rPr>
+                <w:sz w:val="20"/>
+                <w:szCs w:val="20"/>
+              </w:rPr>
+            </w:pPr>
+            <w:r>
+              <w:rPr>
+                <w:sz w:val="20"/>
+                <w:szCs w:val="20"/>
+              </w:rPr>
+              <w:t>상태 권한</w:t>
+            </w:r>
+          </w:p>
+        </w:tc>
+        <w:tc>
+          <w:tcPr>
+            <w:tcW w:w="6050" w:type="dxa"/>
+            <w:vAlign w:val="center"/>
+            <w:hideMark/>
+          </w:tcPr>
+          <w:p>
+            <w:pPr>
+              <w:rPr>
+                <w:sz w:val="20"/>
+                <w:szCs w:val="20"/>
+              </w:rPr>
+            </w:pPr>
+            <w:r>
+              <w:rPr>
+                <w:sz w:val="20"/>
+                <w:szCs w:val="20"/>
+              </w:rPr>
+              <w:t>서버만 최종 상태를 변경하도록 제한</w:t>
+            </w:r>
+          </w:p>
+        </w:tc>
+      </w:tr>
+      <w:tr>
+        <w:trPr>
+          <w:tblCellSpacing w:w="15" w:type="dxa"/>
+        </w:trPr>
+        <w:tc>
+          <w:tcPr>
+            <w:tcW w:w="2644" w:type="dxa"/>
+            <w:vAlign w:val="center"/>
+            <w:hideMark/>
+          </w:tcPr>
+          <w:p>
+            <w:pPr>
+              <w:rPr>
+                <w:sz w:val="20"/>
+                <w:szCs w:val="20"/>
+              </w:rPr>
+            </w:pPr>
+            <w:r>
+              <w:rPr>
+                <w:sz w:val="20"/>
+                <w:szCs w:val="20"/>
+              </w:rPr>
+              <w:t>Spawn() / Despawn()</w:t>
+            </w:r>
+          </w:p>
+        </w:tc>
+        <w:tc>
+          <w:tcPr>
+            <w:tcW w:w="6050" w:type="dxa"/>
+            <w:vAlign w:val="center"/>
+            <w:hideMark/>
+          </w:tcPr>
+          <w:p>
+            <w:pPr>
+              <w:rPr>
+                <w:sz w:val="20"/>
+                <w:szCs w:val="20"/>
+              </w:rPr>
+            </w:pPr>
+            <w:r>
+              <w:rPr>
+                <w:sz w:val="20"/>
+                <w:szCs w:val="20"/>
+              </w:rPr>
+              <w:t>객체 생성·제거 메시지</w:t>
+            </w:r>
+          </w:p>
+        </w:tc>
+      </w:tr>
+      <w:tr>
+        <w:trPr>
+          <w:tblCellSpacing w:w="15" w:type="dxa"/>
+        </w:trPr>
+        <w:tc>
+          <w:tcPr>
+            <w:tcW w:w="2644" w:type="dxa"/>
+            <w:vAlign w:val="center"/>
+            <w:hideMark/>
+          </w:tcPr>
+          <w:p>
+            <w:pPr>
+              <w:rPr>
+                <w:sz w:val="20"/>
+                <w:szCs w:val="20"/>
+              </w:rPr>
+            </w:pPr>
+            <w:r>
+              <w:rPr>
+                <w:sz w:val="20"/>
+                <w:szCs w:val="20"/>
+              </w:rPr>
+              <w:t>늦은 접속 처리</w:t>
+            </w:r>
+          </w:p>
+        </w:tc>
+        <w:tc>
+          <w:tcPr>
+            <w:tcW w:w="6050" w:type="dxa"/>
+            <w:vAlign w:val="center"/>
+            <w:hideMark/>
+          </w:tcPr>
+          <w:p>
+            <w:pPr>
+              <w:rPr>
+                <w:sz w:val="20"/>
+                <w:szCs w:val="20"/>
+              </w:rPr>
+            </w:pPr>
+            <w:r>
+              <w:rPr>
+                <w:sz w:val="20"/>
+                <w:szCs w:val="20"/>
+              </w:rPr>
+              <w:t>현재 월드 전체 상태 전달</w:t>
+            </w:r>
+          </w:p>
+        </w:tc>
+      </w:tr>
+      <w:tr>
+        <w:trPr>
+          <w:tblCellSpacing w:w="15" w:type="dxa"/>
+        </w:trPr>
+        <w:tc>
+          <w:tcPr>
+            <w:tcW w:w="2644" w:type="dxa"/>
+            <w:vAlign w:val="center"/>
+            <w:hideMark/>
+          </w:tcPr>
+          <w:p>
+            <w:pPr>
+              <w:rPr>
+                <w:sz w:val="20"/>
+                <w:szCs w:val="20"/>
+              </w:rPr>
+            </w:pPr>
+            <w:r>
+              <w:rPr>
+                <w:sz w:val="20"/>
+                <w:szCs w:val="20"/>
+              </w:rPr>
+              <w:t>위치 보간·예측</w:t>
+            </w:r>
+          </w:p>
+        </w:tc>
+        <w:tc>
+          <w:tcPr>
+            <w:tcW w:w="6050" w:type="dxa"/>
+            <w:vAlign w:val="center"/>
+            <w:hideMark/>
+          </w:tcPr>
+          <w:p>
+            <w:pPr>
+              <w:rPr>
+                <w:sz w:val="20"/>
+                <w:szCs w:val="20"/>
+              </w:rPr>
+            </w:pPr>
+            <w:r>
+              <w:rPr>
+                <w:sz w:val="20"/>
+                <w:szCs w:val="20"/>
+              </w:rPr>
+              <w:t>클라이언트 보간 버퍼와 보정 로직</w:t>
+            </w:r>
+          </w:p>
+        </w:tc>
+      </w:tr>
+    </w:tbl>
+    <w:p>
+      <w:pPr>
+        <w:rPr>
+          <w:sz w:val="20"/>
+          <w:szCs w:val="20"/>
+        </w:rPr>
       </w:pPr>
+    </w:p>
+    <w:p>
+      <w:pPr>
+        <w:rPr>
+          <w:rFonts w:hint="eastAsia"/>
+          <w:sz w:val="20"/>
+          <w:szCs w:val="20"/>
+        </w:rPr>
+      </w:pPr>
+      <w:r>
+        <w:rPr>
+          <w:rFonts w:hint="eastAsia"/>
+          <w:sz w:val="20"/>
+          <w:szCs w:val="20"/>
+        </w:rPr>
+        <w:t>4. 프로토콜 별 구분(후보)</w:t>
+      </w:r>
+    </w:p>
+    <w:p>
+      <w:pPr>
+        <w:rPr>
+          <w:sz w:val="20"/>
+          <w:szCs w:val="20"/>
+        </w:rPr>
+      </w:pPr>
+      <w:r>
+        <w:rPr>
+          <w:sz w:val="20"/>
+          <w:szCs w:val="20"/>
+        </w:rPr>
+        <w:t>클라이언트 → 서버</w:t>
+      </w:r>
+    </w:p>
+    <w:p>
+      <w:pPr>
+        <w:rPr>
+          <w:sz w:val="20"/>
+          <w:szCs w:val="20"/>
+        </w:rPr>
+      </w:pPr>
+      <w:r>
+        <w:rPr>
+          <w:sz w:val="20"/>
+          <w:szCs w:val="20"/>
+        </w:rPr>
+        <w:t xml:space="preserve">  InputCommand      </w:t>
+      </w:r>
+      <w:r>
+        <w:rPr>
+          <w:sz w:val="20"/>
+          <w:szCs w:val="20"/>
+        </w:rPr>
+        <w:tab/>
+      </w:r>
+      <w:r>
+        <w:rPr>
+          <w:sz w:val="20"/>
+          <w:szCs w:val="20"/>
+        </w:rPr>
+        <w:t>주행·조준·버튼 입력</w:t>
+      </w:r>
+    </w:p>
+    <w:p>
+      <w:pPr>
+        <w:rPr>
+          <w:sz w:val="20"/>
+          <w:szCs w:val="20"/>
+        </w:rPr>
+      </w:pPr>
+      <w:r>
+        <w:rPr>
+          <w:sz w:val="20"/>
+          <w:szCs w:val="20"/>
+        </w:rPr>
+        <w:t xml:space="preserve">  VRPoseUpdate      </w:t>
+      </w:r>
+      <w:r>
+        <w:rPr>
+          <w:sz w:val="20"/>
+          <w:szCs w:val="20"/>
+        </w:rPr>
+        <w:tab/>
+      </w:r>
+      <w:r>
+        <w:rPr>
+          <w:sz w:val="20"/>
+          <w:szCs w:val="20"/>
+        </w:rPr>
+        <w:t>머리·양손 추적값</w:t>
+      </w:r>
+    </w:p>
+    <w:p>
+      <w:pPr>
+        <w:rPr>
+          <w:sz w:val="20"/>
+          <w:szCs w:val="20"/>
+        </w:rPr>
+      </w:pPr>
+      <w:r>
+        <w:rPr>
+          <w:sz w:val="20"/>
+          <w:szCs w:val="20"/>
+        </w:rPr>
+        <w:t xml:space="preserve">  SeatRequest       </w:t>
+      </w:r>
+      <w:r>
+        <w:rPr>
+          <w:sz w:val="20"/>
+          <w:szCs w:val="20"/>
+        </w:rPr>
+        <w:tab/>
+      </w:r>
+      <w:r>
+        <w:rPr>
+          <w:sz w:val="20"/>
+          <w:szCs w:val="20"/>
+        </w:rPr>
+        <w:t>탑승·하차·역할 변경</w:t>
+      </w:r>
+    </w:p>
+    <w:p>
+      <w:pPr>
+        <w:rPr>
+          <w:sz w:val="20"/>
+          <w:szCs w:val="20"/>
+        </w:rPr>
+      </w:pPr>
+      <w:r>
+        <w:rPr>
+          <w:sz w:val="20"/>
+          <w:szCs w:val="20"/>
+        </w:rPr>
+        <w:t xml:space="preserve">  InteractionRequest </w:t>
+      </w:r>
+      <w:r>
+        <w:rPr>
+          <w:sz w:val="20"/>
+          <w:szCs w:val="20"/>
+        </w:rPr>
+        <w:tab/>
+      </w:r>
+      <w:r>
+        <w:rPr>
+          <w:sz w:val="20"/>
+          <w:szCs w:val="20"/>
+        </w:rPr>
+        <w:t>잡기·놓기·장전 요청</w:t>
+      </w:r>
+    </w:p>
+    <w:p>
+      <w:pPr>
+        <w:rPr>
+          <w:sz w:val="20"/>
+          <w:szCs w:val="20"/>
+        </w:rPr>
+      </w:pPr>
+    </w:p>
+    <w:p>
+      <w:pPr>
+        <w:rPr>
+          <w:sz w:val="20"/>
+          <w:szCs w:val="20"/>
+        </w:rPr>
+      </w:pPr>
+      <w:r>
+        <w:rPr>
+          <w:sz w:val="20"/>
+          <w:szCs w:val="20"/>
+        </w:rPr>
+        <w:t>서버 → 클라이언트</w:t>
+      </w:r>
+    </w:p>
+    <w:p>
+      <w:pPr>
+        <w:rPr>
+          <w:sz w:val="20"/>
+          <w:szCs w:val="20"/>
+        </w:rPr>
+      </w:pPr>
+      <w:r>
+        <w:rPr>
+          <w:sz w:val="20"/>
+          <w:szCs w:val="20"/>
+        </w:rPr>
+        <w:t xml:space="preserve">  WorldSnapshot     </w:t>
+      </w:r>
+      <w:r>
+        <w:rPr>
+          <w:sz w:val="20"/>
+          <w:szCs w:val="20"/>
+        </w:rPr>
+        <w:tab/>
+      </w:r>
+      <w:r>
+        <w:rPr>
+          <w:sz w:val="20"/>
+          <w:szCs w:val="20"/>
+        </w:rPr>
+        <w:t>탱크·플레이어·경기 상태</w:t>
+      </w:r>
+    </w:p>
+    <w:p>
+      <w:pPr>
+        <w:rPr>
+          <w:sz w:val="20"/>
+          <w:szCs w:val="20"/>
+        </w:rPr>
+      </w:pPr>
+      <w:r>
+        <w:rPr>
+          <w:sz w:val="20"/>
+          <w:szCs w:val="20"/>
+        </w:rPr>
+        <w:t xml:space="preserve">  SpawnObject       </w:t>
+      </w:r>
+      <w:r>
+        <w:rPr>
+          <w:sz w:val="20"/>
+          <w:szCs w:val="20"/>
+        </w:rPr>
+        <w:tab/>
+      </w:r>
+      <w:r>
+        <w:rPr>
+          <w:sz w:val="20"/>
+          <w:szCs w:val="20"/>
+        </w:rPr>
+        <w:t>객체 생성</w:t>
+      </w:r>
+    </w:p>
+    <w:p>
+      <w:pPr>
+        <w:rPr>
+          <w:sz w:val="20"/>
+          <w:szCs w:val="20"/>
+        </w:rPr>
+      </w:pPr>
+      <w:r>
+        <w:rPr>
+          <w:sz w:val="20"/>
+          <w:szCs w:val="20"/>
+        </w:rPr>
+        <w:t xml:space="preserve">  DespawnObject     </w:t>
+      </w:r>
+      <w:r>
+        <w:rPr>
+          <w:sz w:val="20"/>
+          <w:szCs w:val="20"/>
+        </w:rPr>
+        <w:tab/>
+      </w:r>
+      <w:r>
+        <w:rPr>
+          <w:sz w:val="20"/>
+          <w:szCs w:val="20"/>
+        </w:rPr>
+        <w:t>객체 제거</w:t>
+      </w:r>
+    </w:p>
+    <w:p>
+      <w:pPr>
+        <w:rPr>
+          <w:sz w:val="20"/>
+          <w:szCs w:val="20"/>
+        </w:rPr>
+      </w:pPr>
+      <w:r>
+        <w:rPr>
+          <w:sz w:val="20"/>
+          <w:szCs w:val="20"/>
+        </w:rPr>
+        <w:t xml:space="preserve">  ActionResult      </w:t>
+      </w:r>
+      <w:r>
+        <w:rPr>
+          <w:sz w:val="20"/>
+          <w:szCs w:val="20"/>
+        </w:rPr>
+        <w:tab/>
+      </w:r>
+      <w:r>
+        <w:rPr>
+          <w:sz w:val="20"/>
+          <w:szCs w:val="20"/>
+        </w:rPr>
+        <w:t>요청 성공·실패</w:t>
+      </w:r>
+    </w:p>
+    <w:p>
+      <w:pPr>
+        <w:rPr>
+          <w:sz w:val="20"/>
+          <w:szCs w:val="20"/>
+        </w:rPr>
+      </w:pPr>
+      <w:r>
+        <w:rPr>
+          <w:sz w:val="20"/>
+          <w:szCs w:val="20"/>
+        </w:rPr>
+        <w:t xml:space="preserve">  GameEvent         </w:t>
+      </w:r>
+      <w:r>
+        <w:rPr>
+          <w:sz w:val="20"/>
+          <w:szCs w:val="20"/>
+        </w:rPr>
+        <w:tab/>
+      </w:r>
+      <w:r>
+        <w:rPr>
+          <w:sz w:val="20"/>
+          <w:szCs w:val="20"/>
+        </w:rPr>
+        <w:t>발사·폭발 등의 이벤트</w:t>
+      </w:r>
+    </w:p>
+    <w:p>
+      <w:pPr>
+        <w:rPr>
+          <w:rFonts w:hint="eastAsia"/>
+          <w:sz w:val="20"/>
+          <w:szCs w:val="20"/>
+        </w:rPr>
+      </w:pPr>
+      <w:r>
+        <w:rPr>
+          <w:rFonts w:hint="eastAsia"/>
+          <w:sz w:val="20"/>
+          <w:szCs w:val="20"/>
+        </w:rPr>
+        <w:t>세부 사항은 다음 주 프로토콜 정리에서 결정한다</w:t>
+      </w:r>
     </w:p>
     <w:sectPr>
       <w:pgSz w:w="11906" w:h="16838"/>
